--- a/Azure/Cosmos DB/Notes.docx
+++ b/Azure/Cosmos DB/Notes.docx
@@ -169,9 +169,17 @@
           <w:noProof/>
         </w:rPr>
         <w:drawing>
-          <wp:inline distT="0" distB="0" distL="0" distR="0" wp14:anchorId="38AE2F2D" wp14:editId="79C66804">
+          <wp:anchor distT="0" distB="0" distL="114300" distR="114300" simplePos="0" relativeHeight="251658240" behindDoc="0" locked="0" layoutInCell="1" allowOverlap="1" wp14:anchorId="38AE2F2D" wp14:editId="24544217">
+            <wp:simplePos x="91440" y="7307580"/>
+            <wp:positionH relativeFrom="column">
+              <wp:align>left</wp:align>
+            </wp:positionH>
+            <wp:positionV relativeFrom="paragraph">
+              <wp:align>top</wp:align>
+            </wp:positionV>
             <wp:extent cx="5166360" cy="2569781"/>
             <wp:effectExtent l="0" t="0" r="0" b="0"/>
+            <wp:wrapSquare wrapText="bothSides"/>
             <wp:docPr id="799380311" name="Picture 1"/>
             <wp:cNvGraphicFramePr>
               <a:graphicFrameLocks xmlns:a="http://schemas.openxmlformats.org/drawingml/2006/main" noChangeAspect="1"/>
@@ -184,7 +192,13 @@
                     <pic:cNvPicPr/>
                   </pic:nvPicPr>
                   <pic:blipFill>
-                    <a:blip r:embed="rId7"/>
+                    <a:blip r:embed="rId7" cstate="print">
+                      <a:extLst>
+                        <a:ext uri="{28A0092B-C50C-407E-A947-70E740481C1C}">
+                          <a14:useLocalDpi xmlns:a14="http://schemas.microsoft.com/office/drawing/2010/main" val="0"/>
+                        </a:ext>
+                      </a:extLst>
+                    </a:blip>
                     <a:stretch>
                       <a:fillRect/>
                     </a:stretch>
@@ -192,7 +206,7 @@
                   <pic:spPr>
                     <a:xfrm>
                       <a:off x="0" y="0"/>
-                      <a:ext cx="5186471" cy="2579784"/>
+                      <a:ext cx="5166360" cy="2569781"/>
                     </a:xfrm>
                     <a:prstGeom prst="rect">
                       <a:avLst/>
@@ -201,13 +215,15 @@
                 </pic:pic>
               </a:graphicData>
             </a:graphic>
-          </wp:inline>
+          </wp:anchor>
         </w:drawing>
       </w:r>
-    </w:p>
-    <w:p>
-      <w:r>
-        <w:lastRenderedPageBreak/>
+      <w:r>
+        <w:br w:type="textWrapping" w:clear="all"/>
+      </w:r>
+    </w:p>
+    <w:p>
+      <w:r>
         <w:t xml:space="preserve">Azure Cosmos DB: </w:t>
       </w:r>
     </w:p>
@@ -859,7 +875,6 @@
     <w:p/>
     <w:p>
       <w:r>
-        <w:lastRenderedPageBreak/>
         <w:t xml:space="preserve">Types of Data Models: </w:t>
       </w:r>
       <w:r>
@@ -905,6 +920,9 @@
     </w:p>
     <w:p>
       <w:r>
+        <w:rPr>
+          <w:noProof/>
+        </w:rPr>
         <w:drawing>
           <wp:inline distT="0" distB="0" distL="0" distR="0" wp14:anchorId="15F24078" wp14:editId="2E964F4D">
             <wp:extent cx="6470494" cy="3642360"/>
@@ -944,9 +962,12 @@
     </w:p>
     <w:p>
       <w:r>
+        <w:rPr>
+          <w:noProof/>
+        </w:rPr>
         <w:drawing>
-          <wp:inline distT="0" distB="0" distL="0" distR="0" wp14:anchorId="4143E29F" wp14:editId="1E243233">
-            <wp:extent cx="6316980" cy="3184916"/>
+          <wp:inline distT="0" distB="0" distL="0" distR="0" wp14:anchorId="4143E29F" wp14:editId="68085FE8">
+            <wp:extent cx="5585460" cy="2816095"/>
             <wp:effectExtent l="0" t="0" r="0" b="0"/>
             <wp:docPr id="917499697" name="Picture 1"/>
             <wp:cNvGraphicFramePr>
@@ -968,7 +989,7 @@
                   <pic:spPr>
                     <a:xfrm>
                       <a:off x="0" y="0"/>
-                      <a:ext cx="6322606" cy="3187752"/>
+                      <a:ext cx="5601033" cy="2823946"/>
                     </a:xfrm>
                     <a:prstGeom prst="rect">
                       <a:avLst/>
@@ -979,6 +1000,405 @@
             </a:graphic>
           </wp:inline>
         </w:drawing>
+      </w:r>
+    </w:p>
+    <w:p>
+      <w:r>
+        <w:lastRenderedPageBreak/>
+        <w:drawing>
+          <wp:inline distT="0" distB="0" distL="0" distR="0" wp14:anchorId="78169DFE" wp14:editId="0A7393A6">
+            <wp:extent cx="6259786" cy="3802380"/>
+            <wp:effectExtent l="0" t="0" r="0" b="0"/>
+            <wp:docPr id="622726966" name="Picture 1"/>
+            <wp:cNvGraphicFramePr>
+              <a:graphicFrameLocks xmlns:a="http://schemas.openxmlformats.org/drawingml/2006/main" noChangeAspect="1"/>
+            </wp:cNvGraphicFramePr>
+            <a:graphic xmlns:a="http://schemas.openxmlformats.org/drawingml/2006/main">
+              <a:graphicData uri="http://schemas.openxmlformats.org/drawingml/2006/picture">
+                <pic:pic xmlns:pic="http://schemas.openxmlformats.org/drawingml/2006/picture">
+                  <pic:nvPicPr>
+                    <pic:cNvPr id="622726966" name=""/>
+                    <pic:cNvPicPr/>
+                  </pic:nvPicPr>
+                  <pic:blipFill>
+                    <a:blip r:embed="rId12"/>
+                    <a:stretch>
+                      <a:fillRect/>
+                    </a:stretch>
+                  </pic:blipFill>
+                  <pic:spPr>
+                    <a:xfrm>
+                      <a:off x="0" y="0"/>
+                      <a:ext cx="6263319" cy="3804526"/>
+                    </a:xfrm>
+                    <a:prstGeom prst="rect">
+                      <a:avLst/>
+                    </a:prstGeom>
+                  </pic:spPr>
+                </pic:pic>
+              </a:graphicData>
+            </a:graphic>
+          </wp:inline>
+        </w:drawing>
+      </w:r>
+    </w:p>
+    <w:p>
+      <w:r>
+        <w:t xml:space="preserve">  </w:t>
+      </w:r>
+      <w:r>
+        <w:rPr>
+          <w:b/>
+          <w:bCs/>
+        </w:rPr>
+        <w:t>Request Units (RUs)</w:t>
+      </w:r>
+      <w:r>
+        <w:t xml:space="preserve"> are the throughput currency in Azure Cosmos DB, used to manage performance and cost. </w:t>
+      </w:r>
+    </w:p>
+    <w:p>
+      <w:r>
+        <w:t xml:space="preserve">  RUs abstract underlying resources such as </w:t>
+      </w:r>
+      <w:r>
+        <w:rPr>
+          <w:b/>
+          <w:bCs/>
+        </w:rPr>
+        <w:t>CPU, memory, and I/O</w:t>
+      </w:r>
+      <w:r>
+        <w:t xml:space="preserve">, so users don’t need to manage hardware directly. </w:t>
+      </w:r>
+    </w:p>
+    <w:p>
+      <w:r>
+        <w:t xml:space="preserve">  </w:t>
+      </w:r>
+      <w:r>
+        <w:rPr>
+          <w:b/>
+          <w:bCs/>
+        </w:rPr>
+        <w:t>RUs are not the same as requests</w:t>
+      </w:r>
+      <w:r>
+        <w:t xml:space="preserve">; each request consumes a certain number of RUs based on its complexity. </w:t>
+      </w:r>
+    </w:p>
+    <w:p>
+      <w:r>
+        <w:t xml:space="preserve">  Different operations have different RU costs: </w:t>
+      </w:r>
+    </w:p>
+    <w:p>
+      <w:pPr>
+        <w:numPr>
+          <w:ilvl w:val="0"/>
+          <w:numId w:val="2"/>
+        </w:numPr>
+      </w:pPr>
+      <w:r>
+        <w:rPr>
+          <w:b/>
+          <w:bCs/>
+        </w:rPr>
+        <w:t>Writes cost more than reads</w:t>
+      </w:r>
+      <w:r>
+        <w:t xml:space="preserve"> because writes update multiple replicas.</w:t>
+      </w:r>
+    </w:p>
+    <w:p>
+      <w:pPr>
+        <w:numPr>
+          <w:ilvl w:val="0"/>
+          <w:numId w:val="2"/>
+        </w:numPr>
+      </w:pPr>
+      <w:r>
+        <w:rPr>
+          <w:b/>
+          <w:bCs/>
+        </w:rPr>
+        <w:t>Complex queries cost more</w:t>
+      </w:r>
+      <w:r>
+        <w:t xml:space="preserve"> than simple queries.</w:t>
+      </w:r>
+    </w:p>
+    <w:p>
+      <w:r>
+        <w:t xml:space="preserve">  Cosmos DB includes the </w:t>
+      </w:r>
+      <w:r>
+        <w:rPr>
+          <w:b/>
+          <w:bCs/>
+        </w:rPr>
+        <w:t>exact RU charge</w:t>
+      </w:r>
+      <w:r>
+        <w:t xml:space="preserve"> for every request in the response. </w:t>
+      </w:r>
+    </w:p>
+    <w:p>
+      <w:r>
+        <w:t xml:space="preserve">  RU consumption is </w:t>
+      </w:r>
+      <w:r>
+        <w:rPr>
+          <w:b/>
+          <w:bCs/>
+        </w:rPr>
+        <w:t>deterministic</w:t>
+      </w:r>
+      <w:r>
+        <w:t xml:space="preserve">: </w:t>
+      </w:r>
+    </w:p>
+    <w:p>
+      <w:pPr>
+        <w:numPr>
+          <w:ilvl w:val="0"/>
+          <w:numId w:val="3"/>
+        </w:numPr>
+      </w:pPr>
+      <w:r>
+        <w:t>Identical requests on unchanged data consistently consume the same number of RUs.</w:t>
+      </w:r>
+    </w:p>
+    <w:p>
+      <w:pPr>
+        <w:numPr>
+          <w:ilvl w:val="0"/>
+          <w:numId w:val="3"/>
+        </w:numPr>
+      </w:pPr>
+      <w:r>
+        <w:t xml:space="preserve">This predictability helps with </w:t>
+      </w:r>
+      <w:r>
+        <w:rPr>
+          <w:b/>
+          <w:bCs/>
+        </w:rPr>
+        <w:t>throughput planning and cost management</w:t>
+      </w:r>
+      <w:r>
+        <w:t>.</w:t>
+      </w:r>
+    </w:p>
+    <w:p>
+      <w:r>
+        <w:t xml:space="preserve">  Cosmos DB provides </w:t>
+      </w:r>
+      <w:r>
+        <w:rPr>
+          <w:b/>
+          <w:bCs/>
+        </w:rPr>
+        <w:t>transparent RU visibility</w:t>
+      </w:r>
+      <w:r>
+        <w:t xml:space="preserve">: </w:t>
+      </w:r>
+    </w:p>
+    <w:p>
+      <w:pPr>
+        <w:numPr>
+          <w:ilvl w:val="0"/>
+          <w:numId w:val="4"/>
+        </w:numPr>
+      </w:pPr>
+      <w:r>
+        <w:t>Query statistics in the portal show the RU cost of queries.</w:t>
+      </w:r>
+    </w:p>
+    <w:p>
+      <w:pPr>
+        <w:numPr>
+          <w:ilvl w:val="0"/>
+          <w:numId w:val="4"/>
+        </w:numPr>
+      </w:pPr>
+      <w:r>
+        <w:t xml:space="preserve">Example: A simple ZIP code query costs </w:t>
+      </w:r>
+      <w:r>
+        <w:rPr>
+          <w:b/>
+          <w:bCs/>
+        </w:rPr>
+        <w:t>2.83 RUs</w:t>
+      </w:r>
+      <w:r>
+        <w:t xml:space="preserve">, while a more complex query costs </w:t>
+      </w:r>
+      <w:r>
+        <w:rPr>
+          <w:b/>
+          <w:bCs/>
+        </w:rPr>
+        <w:t>3.13 RUs</w:t>
+      </w:r>
+      <w:r>
+        <w:t>.</w:t>
+      </w:r>
+    </w:p>
+    <w:p>
+      <w:r>
+        <w:t xml:space="preserve">  The Azure portal offers monitoring tools and dashboards for: </w:t>
+      </w:r>
+    </w:p>
+    <w:p>
+      <w:pPr>
+        <w:numPr>
+          <w:ilvl w:val="0"/>
+          <w:numId w:val="5"/>
+        </w:numPr>
+      </w:pPr>
+      <w:r>
+        <w:t>Throughput</w:t>
+      </w:r>
+    </w:p>
+    <w:p>
+      <w:pPr>
+        <w:numPr>
+          <w:ilvl w:val="0"/>
+          <w:numId w:val="5"/>
+        </w:numPr>
+      </w:pPr>
+      <w:r>
+        <w:t>Storage usage</w:t>
+      </w:r>
+    </w:p>
+    <w:p>
+      <w:pPr>
+        <w:numPr>
+          <w:ilvl w:val="0"/>
+          <w:numId w:val="5"/>
+        </w:numPr>
+      </w:pPr>
+      <w:r>
+        <w:t>Availability</w:t>
+      </w:r>
+    </w:p>
+    <w:p>
+      <w:pPr>
+        <w:numPr>
+          <w:ilvl w:val="0"/>
+          <w:numId w:val="5"/>
+        </w:numPr>
+      </w:pPr>
+      <w:r>
+        <w:t>Latency</w:t>
+      </w:r>
+    </w:p>
+    <w:p>
+      <w:pPr>
+        <w:numPr>
+          <w:ilvl w:val="0"/>
+          <w:numId w:val="5"/>
+        </w:numPr>
+      </w:pPr>
+      <w:r>
+        <w:lastRenderedPageBreak/>
+        <w:t>Consistency</w:t>
+      </w:r>
+    </w:p>
+    <w:p>
+      <w:pPr>
+        <w:numPr>
+          <w:ilvl w:val="0"/>
+          <w:numId w:val="5"/>
+        </w:numPr>
+      </w:pPr>
+      <w:r>
+        <w:t>Throttled requests</w:t>
+      </w:r>
+    </w:p>
+    <w:p>
+      <w:pPr>
+        <w:numPr>
+          <w:ilvl w:val="0"/>
+          <w:numId w:val="5"/>
+        </w:numPr>
+      </w:pPr>
+      <w:r>
+        <w:t>Normalized RU consumption</w:t>
+      </w:r>
+    </w:p>
+    <w:p>
+      <w:r>
+        <w:t xml:space="preserve">  </w:t>
+      </w:r>
+      <w:r>
+        <w:rPr>
+          <w:b/>
+          <w:bCs/>
+        </w:rPr>
+        <w:t>Throttled requests</w:t>
+      </w:r>
+      <w:r>
+        <w:t xml:space="preserve"> occur when the application exceeds the provisioned throughput (RUs). </w:t>
+      </w:r>
+    </w:p>
+    <w:p>
+      <w:r>
+        <w:t xml:space="preserve">  The </w:t>
+      </w:r>
+      <w:r>
+        <w:rPr>
+          <w:b/>
+          <w:bCs/>
+        </w:rPr>
+        <w:t>Insights page</w:t>
+      </w:r>
+      <w:r>
+        <w:t xml:space="preserve"> helps track request volume, storage, RU usage, and throttling. </w:t>
+      </w:r>
+    </w:p>
+    <w:p>
+      <w:r>
+        <w:t xml:space="preserve">  Developers can programmatically retrieve RU charges using SDKs. </w:t>
+      </w:r>
+    </w:p>
+    <w:p>
+      <w:pPr>
+        <w:numPr>
+          <w:ilvl w:val="0"/>
+          <w:numId w:val="6"/>
+        </w:numPr>
+      </w:pPr>
+      <w:r>
+        <w:t xml:space="preserve">Example: Creating a document with the .NET SDK consumed </w:t>
+      </w:r>
+      <w:r>
+        <w:rPr>
+          <w:b/>
+          <w:bCs/>
+        </w:rPr>
+        <w:t>9.9 RUs</w:t>
+      </w:r>
+      <w:r>
+        <w:t>, available through the response’s RequestCharge property.</w:t>
+      </w:r>
+    </w:p>
+    <w:p>
+      <w:r>
+        <w:t xml:space="preserve">  Overall, RUs provide a </w:t>
+      </w:r>
+      <w:r>
+        <w:rPr>
+          <w:b/>
+          <w:bCs/>
+        </w:rPr>
+        <w:t>simple, predictable, and transparent way</w:t>
+      </w:r>
+      <w:r>
+        <w:t xml:space="preserve"> to manage Cosmos DB performance and costs.</w:t>
       </w:r>
     </w:p>
     <w:p/>
@@ -995,6 +1415,304 @@
 <file path=word/numbering.xml><?xml version="1.0" encoding="utf-8"?>
 <w:numbering xmlns:wpc="http://schemas.microsoft.com/office/word/2010/wordprocessingCanvas" xmlns:cx="http://schemas.microsoft.com/office/drawing/2014/chartex" xmlns:cx1="http://schemas.microsoft.com/office/drawing/2015/9/8/chartex" xmlns:cx2="http://schemas.microsoft.com/office/drawing/2015/10/21/chartex" xmlns:cx3="http://schemas.microsoft.com/office/drawing/2016/5/9/chartex" xmlns:cx4="http://schemas.microsoft.com/office/drawing/2016/5/10/chartex" xmlns:cx5="http://schemas.microsoft.com/office/drawing/2016/5/11/chartex" xmlns:cx6="http://schemas.microsoft.com/office/drawing/2016/5/12/chartex" xmlns:cx7="http://schemas.microsoft.com/office/drawing/2016/5/13/chartex" xmlns:cx8="http://schemas.microsoft.com/office/drawing/2016/5/14/chartex" xmlns:mc="http://schemas.openxmlformats.org/markup-compatibility/2006" xmlns:aink="http://schemas.microsoft.com/office/drawing/2016/ink" xmlns:am3d="http://schemas.microsoft.com/office/drawing/2017/model3d" xmlns:o="urn:schemas-microsoft-com:office:office" xmlns:oel="http://schemas.microsoft.com/office/2019/extlst" xmlns:r="http://schemas.openxmlformats.org/officeDocument/2006/relationships" xmlns:m="http://schemas.openxmlformats.org/officeDocument/2006/math" xmlns:v="urn:schemas-microsoft-com:vml" xmlns:wp14="http://schemas.microsoft.com/office/word/2010/wordprocessingDrawing" xmlns:wp="http://schemas.openxmlformats.org/drawingml/2006/wordprocessingDrawing" xmlns:w10="urn:schemas-microsoft-com:office:word" xmlns:w="http://schemas.openxmlformats.org/wordprocessingml/2006/main" xmlns:w14="http://schemas.microsoft.com/office/word/2010/wordml" xmlns:w15="http://schemas.microsoft.com/office/word/2012/wordml" xmlns:w16cex="http://schemas.microsoft.com/office/word/2018/wordml/cex" xmlns:w16cid="http://schemas.microsoft.com/office/word/2016/wordml/cid" xmlns:w16="http://schemas.microsoft.com/office/word/2018/wordml" xmlns:w16du="http://schemas.microsoft.com/office/word/2023/wordml/word16du" xmlns:w16sdtdh="http://schemas.microsoft.com/office/word/2020/wordml/sdtdatahash" xmlns:w16sdtfl="http://schemas.microsoft.com/office/word/2024/wordml/sdtformatlock" xmlns:w16se="http://schemas.microsoft.com/office/word/2015/wordml/symex" xmlns:wpg="http://schemas.microsoft.com/office/word/2010/wordprocessingGroup" xmlns:wpi="http://schemas.microsoft.com/office/word/2010/wordprocessingInk" xmlns:wne="http://schemas.microsoft.com/office/word/2006/wordml" xmlns:wps="http://schemas.microsoft.com/office/word/2010/wordprocessingShape" mc:Ignorable="w14 w15 w16se w16cid w16 w16cex w16sdtdh w16sdtfl w16du wp14">
   <w:abstractNum w:abstractNumId="0" w15:restartNumberingAfterBreak="0">
+    <w:nsid w:val="37267146"/>
+    <w:multiLevelType w:val="multilevel"/>
+    <w:tmpl w:val="A022DF1A"/>
+    <w:lvl w:ilvl="0">
+      <w:start w:val="1"/>
+      <w:numFmt w:val="bullet"/>
+      <w:lvlText w:val=""/>
+      <w:lvlJc w:val="left"/>
+      <w:pPr>
+        <w:tabs>
+          <w:tab w:val="num" w:pos="720"/>
+        </w:tabs>
+        <w:ind w:left="720" w:hanging="360"/>
+      </w:pPr>
+      <w:rPr>
+        <w:rFonts w:ascii="Symbol" w:hAnsi="Symbol" w:hint="default"/>
+        <w:sz w:val="20"/>
+      </w:rPr>
+    </w:lvl>
+    <w:lvl w:ilvl="1" w:tentative="1">
+      <w:start w:val="1"/>
+      <w:numFmt w:val="bullet"/>
+      <w:lvlText w:val="o"/>
+      <w:lvlJc w:val="left"/>
+      <w:pPr>
+        <w:tabs>
+          <w:tab w:val="num" w:pos="1440"/>
+        </w:tabs>
+        <w:ind w:left="1440" w:hanging="360"/>
+      </w:pPr>
+      <w:rPr>
+        <w:rFonts w:ascii="Courier New" w:hAnsi="Courier New" w:hint="default"/>
+        <w:sz w:val="20"/>
+      </w:rPr>
+    </w:lvl>
+    <w:lvl w:ilvl="2" w:tentative="1">
+      <w:start w:val="1"/>
+      <w:numFmt w:val="bullet"/>
+      <w:lvlText w:val=""/>
+      <w:lvlJc w:val="left"/>
+      <w:pPr>
+        <w:tabs>
+          <w:tab w:val="num" w:pos="2160"/>
+        </w:tabs>
+        <w:ind w:left="2160" w:hanging="360"/>
+      </w:pPr>
+      <w:rPr>
+        <w:rFonts w:ascii="Wingdings" w:hAnsi="Wingdings" w:hint="default"/>
+        <w:sz w:val="20"/>
+      </w:rPr>
+    </w:lvl>
+    <w:lvl w:ilvl="3" w:tentative="1">
+      <w:start w:val="1"/>
+      <w:numFmt w:val="bullet"/>
+      <w:lvlText w:val=""/>
+      <w:lvlJc w:val="left"/>
+      <w:pPr>
+        <w:tabs>
+          <w:tab w:val="num" w:pos="2880"/>
+        </w:tabs>
+        <w:ind w:left="2880" w:hanging="360"/>
+      </w:pPr>
+      <w:rPr>
+        <w:rFonts w:ascii="Wingdings" w:hAnsi="Wingdings" w:hint="default"/>
+        <w:sz w:val="20"/>
+      </w:rPr>
+    </w:lvl>
+    <w:lvl w:ilvl="4" w:tentative="1">
+      <w:start w:val="1"/>
+      <w:numFmt w:val="bullet"/>
+      <w:lvlText w:val=""/>
+      <w:lvlJc w:val="left"/>
+      <w:pPr>
+        <w:tabs>
+          <w:tab w:val="num" w:pos="3600"/>
+        </w:tabs>
+        <w:ind w:left="3600" w:hanging="360"/>
+      </w:pPr>
+      <w:rPr>
+        <w:rFonts w:ascii="Wingdings" w:hAnsi="Wingdings" w:hint="default"/>
+        <w:sz w:val="20"/>
+      </w:rPr>
+    </w:lvl>
+    <w:lvl w:ilvl="5" w:tentative="1">
+      <w:start w:val="1"/>
+      <w:numFmt w:val="bullet"/>
+      <w:lvlText w:val=""/>
+      <w:lvlJc w:val="left"/>
+      <w:pPr>
+        <w:tabs>
+          <w:tab w:val="num" w:pos="4320"/>
+        </w:tabs>
+        <w:ind w:left="4320" w:hanging="360"/>
+      </w:pPr>
+      <w:rPr>
+        <w:rFonts w:ascii="Wingdings" w:hAnsi="Wingdings" w:hint="default"/>
+        <w:sz w:val="20"/>
+      </w:rPr>
+    </w:lvl>
+    <w:lvl w:ilvl="6" w:tentative="1">
+      <w:start w:val="1"/>
+      <w:numFmt w:val="bullet"/>
+      <w:lvlText w:val=""/>
+      <w:lvlJc w:val="left"/>
+      <w:pPr>
+        <w:tabs>
+          <w:tab w:val="num" w:pos="5040"/>
+        </w:tabs>
+        <w:ind w:left="5040" w:hanging="360"/>
+      </w:pPr>
+      <w:rPr>
+        <w:rFonts w:ascii="Wingdings" w:hAnsi="Wingdings" w:hint="default"/>
+        <w:sz w:val="20"/>
+      </w:rPr>
+    </w:lvl>
+    <w:lvl w:ilvl="7" w:tentative="1">
+      <w:start w:val="1"/>
+      <w:numFmt w:val="bullet"/>
+      <w:lvlText w:val=""/>
+      <w:lvlJc w:val="left"/>
+      <w:pPr>
+        <w:tabs>
+          <w:tab w:val="num" w:pos="5760"/>
+        </w:tabs>
+        <w:ind w:left="5760" w:hanging="360"/>
+      </w:pPr>
+      <w:rPr>
+        <w:rFonts w:ascii="Wingdings" w:hAnsi="Wingdings" w:hint="default"/>
+        <w:sz w:val="20"/>
+      </w:rPr>
+    </w:lvl>
+    <w:lvl w:ilvl="8" w:tentative="1">
+      <w:start w:val="1"/>
+      <w:numFmt w:val="bullet"/>
+      <w:lvlText w:val=""/>
+      <w:lvlJc w:val="left"/>
+      <w:pPr>
+        <w:tabs>
+          <w:tab w:val="num" w:pos="6480"/>
+        </w:tabs>
+        <w:ind w:left="6480" w:hanging="360"/>
+      </w:pPr>
+      <w:rPr>
+        <w:rFonts w:ascii="Wingdings" w:hAnsi="Wingdings" w:hint="default"/>
+        <w:sz w:val="20"/>
+      </w:rPr>
+    </w:lvl>
+  </w:abstractNum>
+  <w:abstractNum w:abstractNumId="1" w15:restartNumberingAfterBreak="0">
+    <w:nsid w:val="3E0F0200"/>
+    <w:multiLevelType w:val="multilevel"/>
+    <w:tmpl w:val="B2060D26"/>
+    <w:lvl w:ilvl="0">
+      <w:start w:val="1"/>
+      <w:numFmt w:val="bullet"/>
+      <w:lvlText w:val=""/>
+      <w:lvlJc w:val="left"/>
+      <w:pPr>
+        <w:tabs>
+          <w:tab w:val="num" w:pos="720"/>
+        </w:tabs>
+        <w:ind w:left="720" w:hanging="360"/>
+      </w:pPr>
+      <w:rPr>
+        <w:rFonts w:ascii="Symbol" w:hAnsi="Symbol" w:hint="default"/>
+        <w:sz w:val="20"/>
+      </w:rPr>
+    </w:lvl>
+    <w:lvl w:ilvl="1" w:tentative="1">
+      <w:start w:val="1"/>
+      <w:numFmt w:val="bullet"/>
+      <w:lvlText w:val="o"/>
+      <w:lvlJc w:val="left"/>
+      <w:pPr>
+        <w:tabs>
+          <w:tab w:val="num" w:pos="1440"/>
+        </w:tabs>
+        <w:ind w:left="1440" w:hanging="360"/>
+      </w:pPr>
+      <w:rPr>
+        <w:rFonts w:ascii="Courier New" w:hAnsi="Courier New" w:hint="default"/>
+        <w:sz w:val="20"/>
+      </w:rPr>
+    </w:lvl>
+    <w:lvl w:ilvl="2" w:tentative="1">
+      <w:start w:val="1"/>
+      <w:numFmt w:val="bullet"/>
+      <w:lvlText w:val=""/>
+      <w:lvlJc w:val="left"/>
+      <w:pPr>
+        <w:tabs>
+          <w:tab w:val="num" w:pos="2160"/>
+        </w:tabs>
+        <w:ind w:left="2160" w:hanging="360"/>
+      </w:pPr>
+      <w:rPr>
+        <w:rFonts w:ascii="Wingdings" w:hAnsi="Wingdings" w:hint="default"/>
+        <w:sz w:val="20"/>
+      </w:rPr>
+    </w:lvl>
+    <w:lvl w:ilvl="3" w:tentative="1">
+      <w:start w:val="1"/>
+      <w:numFmt w:val="bullet"/>
+      <w:lvlText w:val=""/>
+      <w:lvlJc w:val="left"/>
+      <w:pPr>
+        <w:tabs>
+          <w:tab w:val="num" w:pos="2880"/>
+        </w:tabs>
+        <w:ind w:left="2880" w:hanging="360"/>
+      </w:pPr>
+      <w:rPr>
+        <w:rFonts w:ascii="Wingdings" w:hAnsi="Wingdings" w:hint="default"/>
+        <w:sz w:val="20"/>
+      </w:rPr>
+    </w:lvl>
+    <w:lvl w:ilvl="4" w:tentative="1">
+      <w:start w:val="1"/>
+      <w:numFmt w:val="bullet"/>
+      <w:lvlText w:val=""/>
+      <w:lvlJc w:val="left"/>
+      <w:pPr>
+        <w:tabs>
+          <w:tab w:val="num" w:pos="3600"/>
+        </w:tabs>
+        <w:ind w:left="3600" w:hanging="360"/>
+      </w:pPr>
+      <w:rPr>
+        <w:rFonts w:ascii="Wingdings" w:hAnsi="Wingdings" w:hint="default"/>
+        <w:sz w:val="20"/>
+      </w:rPr>
+    </w:lvl>
+    <w:lvl w:ilvl="5" w:tentative="1">
+      <w:start w:val="1"/>
+      <w:numFmt w:val="bullet"/>
+      <w:lvlText w:val=""/>
+      <w:lvlJc w:val="left"/>
+      <w:pPr>
+        <w:tabs>
+          <w:tab w:val="num" w:pos="4320"/>
+        </w:tabs>
+        <w:ind w:left="4320" w:hanging="360"/>
+      </w:pPr>
+      <w:rPr>
+        <w:rFonts w:ascii="Wingdings" w:hAnsi="Wingdings" w:hint="default"/>
+        <w:sz w:val="20"/>
+      </w:rPr>
+    </w:lvl>
+    <w:lvl w:ilvl="6" w:tentative="1">
+      <w:start w:val="1"/>
+      <w:numFmt w:val="bullet"/>
+      <w:lvlText w:val=""/>
+      <w:lvlJc w:val="left"/>
+      <w:pPr>
+        <w:tabs>
+          <w:tab w:val="num" w:pos="5040"/>
+        </w:tabs>
+        <w:ind w:left="5040" w:hanging="360"/>
+      </w:pPr>
+      <w:rPr>
+        <w:rFonts w:ascii="Wingdings" w:hAnsi="Wingdings" w:hint="default"/>
+        <w:sz w:val="20"/>
+      </w:rPr>
+    </w:lvl>
+    <w:lvl w:ilvl="7" w:tentative="1">
+      <w:start w:val="1"/>
+      <w:numFmt w:val="bullet"/>
+      <w:lvlText w:val=""/>
+      <w:lvlJc w:val="left"/>
+      <w:pPr>
+        <w:tabs>
+          <w:tab w:val="num" w:pos="5760"/>
+        </w:tabs>
+        <w:ind w:left="5760" w:hanging="360"/>
+      </w:pPr>
+      <w:rPr>
+        <w:rFonts w:ascii="Wingdings" w:hAnsi="Wingdings" w:hint="default"/>
+        <w:sz w:val="20"/>
+      </w:rPr>
+    </w:lvl>
+    <w:lvl w:ilvl="8" w:tentative="1">
+      <w:start w:val="1"/>
+      <w:numFmt w:val="bullet"/>
+      <w:lvlText w:val=""/>
+      <w:lvlJc w:val="left"/>
+      <w:pPr>
+        <w:tabs>
+          <w:tab w:val="num" w:pos="6480"/>
+        </w:tabs>
+        <w:ind w:left="6480" w:hanging="360"/>
+      </w:pPr>
+      <w:rPr>
+        <w:rFonts w:ascii="Wingdings" w:hAnsi="Wingdings" w:hint="default"/>
+        <w:sz w:val="20"/>
+      </w:rPr>
+    </w:lvl>
+  </w:abstractNum>
+  <w:abstractNum w:abstractNumId="2" w15:restartNumberingAfterBreak="0">
     <w:nsid w:val="4A211A77"/>
     <w:multiLevelType w:val="multilevel"/>
     <w:tmpl w:val="EC341986"/>
@@ -1143,8 +1861,470 @@
       </w:rPr>
     </w:lvl>
   </w:abstractNum>
+  <w:abstractNum w:abstractNumId="3" w15:restartNumberingAfterBreak="0">
+    <w:nsid w:val="62D26985"/>
+    <w:multiLevelType w:val="multilevel"/>
+    <w:tmpl w:val="A34877DA"/>
+    <w:lvl w:ilvl="0">
+      <w:start w:val="1"/>
+      <w:numFmt w:val="bullet"/>
+      <w:lvlText w:val=""/>
+      <w:lvlJc w:val="left"/>
+      <w:pPr>
+        <w:tabs>
+          <w:tab w:val="num" w:pos="720"/>
+        </w:tabs>
+        <w:ind w:left="720" w:hanging="360"/>
+      </w:pPr>
+      <w:rPr>
+        <w:rFonts w:ascii="Symbol" w:hAnsi="Symbol" w:hint="default"/>
+        <w:sz w:val="20"/>
+      </w:rPr>
+    </w:lvl>
+    <w:lvl w:ilvl="1" w:tentative="1">
+      <w:start w:val="1"/>
+      <w:numFmt w:val="bullet"/>
+      <w:lvlText w:val="o"/>
+      <w:lvlJc w:val="left"/>
+      <w:pPr>
+        <w:tabs>
+          <w:tab w:val="num" w:pos="1440"/>
+        </w:tabs>
+        <w:ind w:left="1440" w:hanging="360"/>
+      </w:pPr>
+      <w:rPr>
+        <w:rFonts w:ascii="Courier New" w:hAnsi="Courier New" w:hint="default"/>
+        <w:sz w:val="20"/>
+      </w:rPr>
+    </w:lvl>
+    <w:lvl w:ilvl="2" w:tentative="1">
+      <w:start w:val="1"/>
+      <w:numFmt w:val="bullet"/>
+      <w:lvlText w:val=""/>
+      <w:lvlJc w:val="left"/>
+      <w:pPr>
+        <w:tabs>
+          <w:tab w:val="num" w:pos="2160"/>
+        </w:tabs>
+        <w:ind w:left="2160" w:hanging="360"/>
+      </w:pPr>
+      <w:rPr>
+        <w:rFonts w:ascii="Wingdings" w:hAnsi="Wingdings" w:hint="default"/>
+        <w:sz w:val="20"/>
+      </w:rPr>
+    </w:lvl>
+    <w:lvl w:ilvl="3" w:tentative="1">
+      <w:start w:val="1"/>
+      <w:numFmt w:val="bullet"/>
+      <w:lvlText w:val=""/>
+      <w:lvlJc w:val="left"/>
+      <w:pPr>
+        <w:tabs>
+          <w:tab w:val="num" w:pos="2880"/>
+        </w:tabs>
+        <w:ind w:left="2880" w:hanging="360"/>
+      </w:pPr>
+      <w:rPr>
+        <w:rFonts w:ascii="Wingdings" w:hAnsi="Wingdings" w:hint="default"/>
+        <w:sz w:val="20"/>
+      </w:rPr>
+    </w:lvl>
+    <w:lvl w:ilvl="4" w:tentative="1">
+      <w:start w:val="1"/>
+      <w:numFmt w:val="bullet"/>
+      <w:lvlText w:val=""/>
+      <w:lvlJc w:val="left"/>
+      <w:pPr>
+        <w:tabs>
+          <w:tab w:val="num" w:pos="3600"/>
+        </w:tabs>
+        <w:ind w:left="3600" w:hanging="360"/>
+      </w:pPr>
+      <w:rPr>
+        <w:rFonts w:ascii="Wingdings" w:hAnsi="Wingdings" w:hint="default"/>
+        <w:sz w:val="20"/>
+      </w:rPr>
+    </w:lvl>
+    <w:lvl w:ilvl="5" w:tentative="1">
+      <w:start w:val="1"/>
+      <w:numFmt w:val="bullet"/>
+      <w:lvlText w:val=""/>
+      <w:lvlJc w:val="left"/>
+      <w:pPr>
+        <w:tabs>
+          <w:tab w:val="num" w:pos="4320"/>
+        </w:tabs>
+        <w:ind w:left="4320" w:hanging="360"/>
+      </w:pPr>
+      <w:rPr>
+        <w:rFonts w:ascii="Wingdings" w:hAnsi="Wingdings" w:hint="default"/>
+        <w:sz w:val="20"/>
+      </w:rPr>
+    </w:lvl>
+    <w:lvl w:ilvl="6" w:tentative="1">
+      <w:start w:val="1"/>
+      <w:numFmt w:val="bullet"/>
+      <w:lvlText w:val=""/>
+      <w:lvlJc w:val="left"/>
+      <w:pPr>
+        <w:tabs>
+          <w:tab w:val="num" w:pos="5040"/>
+        </w:tabs>
+        <w:ind w:left="5040" w:hanging="360"/>
+      </w:pPr>
+      <w:rPr>
+        <w:rFonts w:ascii="Wingdings" w:hAnsi="Wingdings" w:hint="default"/>
+        <w:sz w:val="20"/>
+      </w:rPr>
+    </w:lvl>
+    <w:lvl w:ilvl="7" w:tentative="1">
+      <w:start w:val="1"/>
+      <w:numFmt w:val="bullet"/>
+      <w:lvlText w:val=""/>
+      <w:lvlJc w:val="left"/>
+      <w:pPr>
+        <w:tabs>
+          <w:tab w:val="num" w:pos="5760"/>
+        </w:tabs>
+        <w:ind w:left="5760" w:hanging="360"/>
+      </w:pPr>
+      <w:rPr>
+        <w:rFonts w:ascii="Wingdings" w:hAnsi="Wingdings" w:hint="default"/>
+        <w:sz w:val="20"/>
+      </w:rPr>
+    </w:lvl>
+    <w:lvl w:ilvl="8" w:tentative="1">
+      <w:start w:val="1"/>
+      <w:numFmt w:val="bullet"/>
+      <w:lvlText w:val=""/>
+      <w:lvlJc w:val="left"/>
+      <w:pPr>
+        <w:tabs>
+          <w:tab w:val="num" w:pos="6480"/>
+        </w:tabs>
+        <w:ind w:left="6480" w:hanging="360"/>
+      </w:pPr>
+      <w:rPr>
+        <w:rFonts w:ascii="Wingdings" w:hAnsi="Wingdings" w:hint="default"/>
+        <w:sz w:val="20"/>
+      </w:rPr>
+    </w:lvl>
+  </w:abstractNum>
+  <w:abstractNum w:abstractNumId="4" w15:restartNumberingAfterBreak="0">
+    <w:nsid w:val="63B278CA"/>
+    <w:multiLevelType w:val="multilevel"/>
+    <w:tmpl w:val="4674319A"/>
+    <w:lvl w:ilvl="0">
+      <w:start w:val="1"/>
+      <w:numFmt w:val="bullet"/>
+      <w:lvlText w:val=""/>
+      <w:lvlJc w:val="left"/>
+      <w:pPr>
+        <w:tabs>
+          <w:tab w:val="num" w:pos="720"/>
+        </w:tabs>
+        <w:ind w:left="720" w:hanging="360"/>
+      </w:pPr>
+      <w:rPr>
+        <w:rFonts w:ascii="Symbol" w:hAnsi="Symbol" w:hint="default"/>
+        <w:sz w:val="20"/>
+      </w:rPr>
+    </w:lvl>
+    <w:lvl w:ilvl="1" w:tentative="1">
+      <w:start w:val="1"/>
+      <w:numFmt w:val="bullet"/>
+      <w:lvlText w:val="o"/>
+      <w:lvlJc w:val="left"/>
+      <w:pPr>
+        <w:tabs>
+          <w:tab w:val="num" w:pos="1440"/>
+        </w:tabs>
+        <w:ind w:left="1440" w:hanging="360"/>
+      </w:pPr>
+      <w:rPr>
+        <w:rFonts w:ascii="Courier New" w:hAnsi="Courier New" w:hint="default"/>
+        <w:sz w:val="20"/>
+      </w:rPr>
+    </w:lvl>
+    <w:lvl w:ilvl="2" w:tentative="1">
+      <w:start w:val="1"/>
+      <w:numFmt w:val="bullet"/>
+      <w:lvlText w:val=""/>
+      <w:lvlJc w:val="left"/>
+      <w:pPr>
+        <w:tabs>
+          <w:tab w:val="num" w:pos="2160"/>
+        </w:tabs>
+        <w:ind w:left="2160" w:hanging="360"/>
+      </w:pPr>
+      <w:rPr>
+        <w:rFonts w:ascii="Wingdings" w:hAnsi="Wingdings" w:hint="default"/>
+        <w:sz w:val="20"/>
+      </w:rPr>
+    </w:lvl>
+    <w:lvl w:ilvl="3" w:tentative="1">
+      <w:start w:val="1"/>
+      <w:numFmt w:val="bullet"/>
+      <w:lvlText w:val=""/>
+      <w:lvlJc w:val="left"/>
+      <w:pPr>
+        <w:tabs>
+          <w:tab w:val="num" w:pos="2880"/>
+        </w:tabs>
+        <w:ind w:left="2880" w:hanging="360"/>
+      </w:pPr>
+      <w:rPr>
+        <w:rFonts w:ascii="Wingdings" w:hAnsi="Wingdings" w:hint="default"/>
+        <w:sz w:val="20"/>
+      </w:rPr>
+    </w:lvl>
+    <w:lvl w:ilvl="4" w:tentative="1">
+      <w:start w:val="1"/>
+      <w:numFmt w:val="bullet"/>
+      <w:lvlText w:val=""/>
+      <w:lvlJc w:val="left"/>
+      <w:pPr>
+        <w:tabs>
+          <w:tab w:val="num" w:pos="3600"/>
+        </w:tabs>
+        <w:ind w:left="3600" w:hanging="360"/>
+      </w:pPr>
+      <w:rPr>
+        <w:rFonts w:ascii="Wingdings" w:hAnsi="Wingdings" w:hint="default"/>
+        <w:sz w:val="20"/>
+      </w:rPr>
+    </w:lvl>
+    <w:lvl w:ilvl="5" w:tentative="1">
+      <w:start w:val="1"/>
+      <w:numFmt w:val="bullet"/>
+      <w:lvlText w:val=""/>
+      <w:lvlJc w:val="left"/>
+      <w:pPr>
+        <w:tabs>
+          <w:tab w:val="num" w:pos="4320"/>
+        </w:tabs>
+        <w:ind w:left="4320" w:hanging="360"/>
+      </w:pPr>
+      <w:rPr>
+        <w:rFonts w:ascii="Wingdings" w:hAnsi="Wingdings" w:hint="default"/>
+        <w:sz w:val="20"/>
+      </w:rPr>
+    </w:lvl>
+    <w:lvl w:ilvl="6" w:tentative="1">
+      <w:start w:val="1"/>
+      <w:numFmt w:val="bullet"/>
+      <w:lvlText w:val=""/>
+      <w:lvlJc w:val="left"/>
+      <w:pPr>
+        <w:tabs>
+          <w:tab w:val="num" w:pos="5040"/>
+        </w:tabs>
+        <w:ind w:left="5040" w:hanging="360"/>
+      </w:pPr>
+      <w:rPr>
+        <w:rFonts w:ascii="Wingdings" w:hAnsi="Wingdings" w:hint="default"/>
+        <w:sz w:val="20"/>
+      </w:rPr>
+    </w:lvl>
+    <w:lvl w:ilvl="7" w:tentative="1">
+      <w:start w:val="1"/>
+      <w:numFmt w:val="bullet"/>
+      <w:lvlText w:val=""/>
+      <w:lvlJc w:val="left"/>
+      <w:pPr>
+        <w:tabs>
+          <w:tab w:val="num" w:pos="5760"/>
+        </w:tabs>
+        <w:ind w:left="5760" w:hanging="360"/>
+      </w:pPr>
+      <w:rPr>
+        <w:rFonts w:ascii="Wingdings" w:hAnsi="Wingdings" w:hint="default"/>
+        <w:sz w:val="20"/>
+      </w:rPr>
+    </w:lvl>
+    <w:lvl w:ilvl="8" w:tentative="1">
+      <w:start w:val="1"/>
+      <w:numFmt w:val="bullet"/>
+      <w:lvlText w:val=""/>
+      <w:lvlJc w:val="left"/>
+      <w:pPr>
+        <w:tabs>
+          <w:tab w:val="num" w:pos="6480"/>
+        </w:tabs>
+        <w:ind w:left="6480" w:hanging="360"/>
+      </w:pPr>
+      <w:rPr>
+        <w:rFonts w:ascii="Wingdings" w:hAnsi="Wingdings" w:hint="default"/>
+        <w:sz w:val="20"/>
+      </w:rPr>
+    </w:lvl>
+  </w:abstractNum>
+  <w:abstractNum w:abstractNumId="5" w15:restartNumberingAfterBreak="0">
+    <w:nsid w:val="710D4A3C"/>
+    <w:multiLevelType w:val="multilevel"/>
+    <w:tmpl w:val="4B14C8B2"/>
+    <w:lvl w:ilvl="0">
+      <w:start w:val="1"/>
+      <w:numFmt w:val="bullet"/>
+      <w:lvlText w:val=""/>
+      <w:lvlJc w:val="left"/>
+      <w:pPr>
+        <w:tabs>
+          <w:tab w:val="num" w:pos="720"/>
+        </w:tabs>
+        <w:ind w:left="720" w:hanging="360"/>
+      </w:pPr>
+      <w:rPr>
+        <w:rFonts w:ascii="Symbol" w:hAnsi="Symbol" w:hint="default"/>
+        <w:sz w:val="20"/>
+      </w:rPr>
+    </w:lvl>
+    <w:lvl w:ilvl="1" w:tentative="1">
+      <w:start w:val="1"/>
+      <w:numFmt w:val="bullet"/>
+      <w:lvlText w:val="o"/>
+      <w:lvlJc w:val="left"/>
+      <w:pPr>
+        <w:tabs>
+          <w:tab w:val="num" w:pos="1440"/>
+        </w:tabs>
+        <w:ind w:left="1440" w:hanging="360"/>
+      </w:pPr>
+      <w:rPr>
+        <w:rFonts w:ascii="Courier New" w:hAnsi="Courier New" w:hint="default"/>
+        <w:sz w:val="20"/>
+      </w:rPr>
+    </w:lvl>
+    <w:lvl w:ilvl="2" w:tentative="1">
+      <w:start w:val="1"/>
+      <w:numFmt w:val="bullet"/>
+      <w:lvlText w:val=""/>
+      <w:lvlJc w:val="left"/>
+      <w:pPr>
+        <w:tabs>
+          <w:tab w:val="num" w:pos="2160"/>
+        </w:tabs>
+        <w:ind w:left="2160" w:hanging="360"/>
+      </w:pPr>
+      <w:rPr>
+        <w:rFonts w:ascii="Wingdings" w:hAnsi="Wingdings" w:hint="default"/>
+        <w:sz w:val="20"/>
+      </w:rPr>
+    </w:lvl>
+    <w:lvl w:ilvl="3" w:tentative="1">
+      <w:start w:val="1"/>
+      <w:numFmt w:val="bullet"/>
+      <w:lvlText w:val=""/>
+      <w:lvlJc w:val="left"/>
+      <w:pPr>
+        <w:tabs>
+          <w:tab w:val="num" w:pos="2880"/>
+        </w:tabs>
+        <w:ind w:left="2880" w:hanging="360"/>
+      </w:pPr>
+      <w:rPr>
+        <w:rFonts w:ascii="Wingdings" w:hAnsi="Wingdings" w:hint="default"/>
+        <w:sz w:val="20"/>
+      </w:rPr>
+    </w:lvl>
+    <w:lvl w:ilvl="4" w:tentative="1">
+      <w:start w:val="1"/>
+      <w:numFmt w:val="bullet"/>
+      <w:lvlText w:val=""/>
+      <w:lvlJc w:val="left"/>
+      <w:pPr>
+        <w:tabs>
+          <w:tab w:val="num" w:pos="3600"/>
+        </w:tabs>
+        <w:ind w:left="3600" w:hanging="360"/>
+      </w:pPr>
+      <w:rPr>
+        <w:rFonts w:ascii="Wingdings" w:hAnsi="Wingdings" w:hint="default"/>
+        <w:sz w:val="20"/>
+      </w:rPr>
+    </w:lvl>
+    <w:lvl w:ilvl="5" w:tentative="1">
+      <w:start w:val="1"/>
+      <w:numFmt w:val="bullet"/>
+      <w:lvlText w:val=""/>
+      <w:lvlJc w:val="left"/>
+      <w:pPr>
+        <w:tabs>
+          <w:tab w:val="num" w:pos="4320"/>
+        </w:tabs>
+        <w:ind w:left="4320" w:hanging="360"/>
+      </w:pPr>
+      <w:rPr>
+        <w:rFonts w:ascii="Wingdings" w:hAnsi="Wingdings" w:hint="default"/>
+        <w:sz w:val="20"/>
+      </w:rPr>
+    </w:lvl>
+    <w:lvl w:ilvl="6" w:tentative="1">
+      <w:start w:val="1"/>
+      <w:numFmt w:val="bullet"/>
+      <w:lvlText w:val=""/>
+      <w:lvlJc w:val="left"/>
+      <w:pPr>
+        <w:tabs>
+          <w:tab w:val="num" w:pos="5040"/>
+        </w:tabs>
+        <w:ind w:left="5040" w:hanging="360"/>
+      </w:pPr>
+      <w:rPr>
+        <w:rFonts w:ascii="Wingdings" w:hAnsi="Wingdings" w:hint="default"/>
+        <w:sz w:val="20"/>
+      </w:rPr>
+    </w:lvl>
+    <w:lvl w:ilvl="7" w:tentative="1">
+      <w:start w:val="1"/>
+      <w:numFmt w:val="bullet"/>
+      <w:lvlText w:val=""/>
+      <w:lvlJc w:val="left"/>
+      <w:pPr>
+        <w:tabs>
+          <w:tab w:val="num" w:pos="5760"/>
+        </w:tabs>
+        <w:ind w:left="5760" w:hanging="360"/>
+      </w:pPr>
+      <w:rPr>
+        <w:rFonts w:ascii="Wingdings" w:hAnsi="Wingdings" w:hint="default"/>
+        <w:sz w:val="20"/>
+      </w:rPr>
+    </w:lvl>
+    <w:lvl w:ilvl="8" w:tentative="1">
+      <w:start w:val="1"/>
+      <w:numFmt w:val="bullet"/>
+      <w:lvlText w:val=""/>
+      <w:lvlJc w:val="left"/>
+      <w:pPr>
+        <w:tabs>
+          <w:tab w:val="num" w:pos="6480"/>
+        </w:tabs>
+        <w:ind w:left="6480" w:hanging="360"/>
+      </w:pPr>
+      <w:rPr>
+        <w:rFonts w:ascii="Wingdings" w:hAnsi="Wingdings" w:hint="default"/>
+        <w:sz w:val="20"/>
+      </w:rPr>
+    </w:lvl>
+  </w:abstractNum>
   <w:num w:numId="1" w16cid:durableId="1016535619">
+    <w:abstractNumId w:val="2"/>
+  </w:num>
+  <w:num w:numId="2" w16cid:durableId="343752279">
+    <w:abstractNumId w:val="4"/>
+  </w:num>
+  <w:num w:numId="3" w16cid:durableId="589461846">
+    <w:abstractNumId w:val="3"/>
+  </w:num>
+  <w:num w:numId="4" w16cid:durableId="1159346772">
     <w:abstractNumId w:val="0"/>
+  </w:num>
+  <w:num w:numId="5" w16cid:durableId="1848061115">
+    <w:abstractNumId w:val="5"/>
+  </w:num>
+  <w:num w:numId="6" w16cid:durableId="1741905691">
+    <w:abstractNumId w:val="1"/>
   </w:num>
 </w:numbering>
 </file>
@@ -1752,7 +2932,6 @@
   <w:style w:type="character" w:default="1" w:styleId="DefaultParagraphFont">
     <w:name w:val="Default Paragraph Font"/>
     <w:uiPriority w:val="1"/>
-    <w:semiHidden/>
     <w:unhideWhenUsed/>
   </w:style>
   <w:style w:type="table" w:default="1" w:styleId="TableNormal">
